--- a/documentation/technical-walkthrough.docx
+++ b/documentation/technical-walkthrough.docx
@@ -151,7 +151,7 @@
         <w:shd w:fill="F2F4F7"/>
       </w:pPr>
       <w:r>
-        <w:t xml:space="preserve">    docs/</w:t>
+        <w:t xml:space="preserve">    documentation/</w:t>
       </w:r>
     </w:p>
     <w:p>

--- a/documentation/technical-walkthrough.docx
+++ b/documentation/technical-walkthrough.docx
@@ -17,7 +17,7 @@
     </w:p>
     <w:p>
       <w:r>
-        <w:t>This document describes the delivered PHP server, its source code, deployment, integration contract, and observed results. The previous C# library/CLI prototype was removed at the user's request. A later clarification introduces a local Windows application, developed incrementally under desktop/. Its local-file window, HTTPS cloud listing, phase 3 numeric version comparison, and phase 4 validated ZIP download are documented separately in desktop.md. This guide remains the PHP server reference.</w:t>
+        <w:t>This document describes the delivered PHP server, its source code, deployment, integration contract, and observed results. A later clarification introduces a local Windows application, developed incrementally under desktop/. Its local-file window, HTTPS cloud listing, phase 3 numeric version comparison, and phase 4 validated ZIP download are documented separately in desktop.md. This guide remains the PHP server reference.</w:t>
       </w:r>
     </w:p>
     <w:p>

--- a/documentation/technical-walkthrough.docx
+++ b/documentation/technical-walkthrough.docx
@@ -12,19 +12,41 @@
     </w:p>
     <w:p>
       <w:r>
-        <w:t>Updated: October 7, 2026.</w:t>
-      </w:r>
-    </w:p>
-    <w:p>
-      <w:r>
-        <w:t>This document describes the delivered PHP server, its source code, deployment, integration contract, and observed results. A later clarification introduces a local Windows application, developed incrementally under desktop/. Its local-file window, HTTPS cloud listing, phase 3 numeric version comparison, and phase 4 validated ZIP download are documented separately in desktop.md. This guide remains the PHP server reference.</w:t>
-      </w:r>
-    </w:p>
-    <w:p>
-      <w:r>
-        <w:t xml:space="preserve">For the complete retained implementation, including desktop, CLI, comparison, downloads, packaging, and method references, see </w:t>
+        <w:t>Updated: October 12, 2026.</w:t>
+      </w:r>
+    </w:p>
+    <w:p>
+      <w:r>
+        <w:t xml:space="preserve">This document describes the delivered PHP server, its source code, deployment, integration contract, and observed results. The Windows desktop and console applications provide version comparison and validated ZIP downloading; their workflows are documented separately in </w:t>
       </w:r>
       <w:hyperlink r:id="rId9">
+        <w:r>
+          <w:rPr>
+            <w:rStyle w:val="Hyperlink"/>
+          </w:rPr>
+          <w:t>desktop usage</w:t>
+        </w:r>
+      </w:hyperlink>
+      <w:r>
+        <w:t xml:space="preserve"> and </w:t>
+      </w:r>
+      <w:hyperlink r:id="rId10">
+        <w:r>
+          <w:rPr>
+            <w:rStyle w:val="Hyperlink"/>
+          </w:rPr>
+          <w:t>console usage</w:t>
+        </w:r>
+      </w:hyperlink>
+      <w:r>
+        <w:t>. This guide remains the PHP server reference.</w:t>
+      </w:r>
+    </w:p>
+    <w:p>
+      <w:r>
+        <w:t xml:space="preserve">For the complete implementation, including desktop, CLI, comparison, downloads, packaging, and method references, see </w:t>
+      </w:r>
+      <w:hyperlink r:id="rId11">
         <w:r>
           <w:rPr>
             <w:rStyle w:val="Hyperlink"/>
@@ -35,7 +57,7 @@
       <w:r>
         <w:t xml:space="preserve">. End-user steps are in </w:t>
       </w:r>
-      <w:hyperlink r:id="rId10">
+      <w:hyperlink r:id="rId12">
         <w:r>
           <w:rPr>
             <w:rStyle w:val="Hyperlink"/>
@@ -3672,7 +3694,29 @@
     </w:p>
     <w:p>
       <w:r>
-        <w:t>The former C# prototype tests passed 17/17 before removal; this is historical evidence and no longer a runnable part of the current repository. The retained PHP test command needs Python and PHP only. The new desktop application has separate checks documented in desktop.md.</w:t>
+        <w:t xml:space="preserve">The PHP test command needs Python and PHP only. Windows application checks are documented in </w:t>
+      </w:r>
+      <w:hyperlink r:id="rId9">
+        <w:r>
+          <w:rPr>
+            <w:rStyle w:val="Hyperlink"/>
+          </w:rPr>
+          <w:t>desktop usage</w:t>
+        </w:r>
+      </w:hyperlink>
+      <w:r>
+        <w:t xml:space="preserve"> and </w:t>
+      </w:r>
+      <w:hyperlink r:id="rId10">
+        <w:r>
+          <w:rPr>
+            <w:rStyle w:val="Hyperlink"/>
+          </w:rPr>
+          <w:t>console usage</w:t>
+        </w:r>
+      </w:hyperlink>
+      <w:r>
+        <w:t>.</w:t>
       </w:r>
     </w:p>
     <w:p>
@@ -3702,7 +3746,7 @@
       <w:r>
         <w:t xml:space="preserve">For operational details use </w:t>
       </w:r>
-      <w:hyperlink r:id="rId11">
+      <w:hyperlink r:id="rId13">
         <w:r>
           <w:rPr>
             <w:rStyle w:val="Hyperlink"/>
@@ -3713,7 +3757,7 @@
       <w:r>
         <w:t xml:space="preserve"> and </w:t>
       </w:r>
-      <w:hyperlink r:id="rId12">
+      <w:hyperlink r:id="rId14">
         <w:r>
           <w:rPr>
             <w:rStyle w:val="Hyperlink"/>
@@ -3724,7 +3768,7 @@
       <w:r>
         <w:t xml:space="preserve">. See the </w:t>
       </w:r>
-      <w:hyperlink r:id="rId9">
+      <w:hyperlink r:id="rId11">
         <w:r>
           <w:rPr>
             <w:rStyle w:val="Hyperlink"/>
@@ -3737,8 +3781,8 @@
       </w:r>
     </w:p>
     <w:sectPr>
-      <w:headerReference w:type="default" r:id="rId13"/>
-      <w:footerReference w:type="default" r:id="rId14"/>
+      <w:headerReference w:type="default" r:id="rId15"/>
+      <w:footerReference w:type="default" r:id="rId16"/>
       <w:pgSz w:w="11906" w:h="16838"/>
       <w:pgMar w:top="1134" w:right="1020" w:bottom="1134" w:left="1020" w:header="720" w:footer="720" w:gutter="0"/>
       <w:cols w:space="720"/>

--- a/documentation/technical-walkthrough.docx
+++ b/documentation/technical-walkthrough.docx
@@ -8,11 +8,6 @@
       </w:pPr>
       <w:r>
         <w:t>Tytan Updater - PHP server technical documentation</w:t>
-      </w:r>
-    </w:p>
-    <w:p>
-      <w:r>
-        <w:t>Updated: October 12, 2026.</w:t>
       </w:r>
     </w:p>
     <w:p>
@@ -3344,166 +3339,6 @@
         <w:tblLook w:firstColumn="1" w:firstRow="1" w:lastColumn="0" w:lastRow="0" w:noHBand="0" w:noVBand="1" w:val="04A0"/>
       </w:tblPr>
       <w:tblGrid>
-        <w:gridCol w:w="2466"/>
-        <w:gridCol w:w="2466"/>
-        <w:gridCol w:w="2466"/>
-        <w:gridCol w:w="2466"/>
-      </w:tblGrid>
-      <w:tr>
-        <w:trPr>
-          <w:tblHeader/>
-        </w:trPr>
-        <w:tc>
-          <w:tcPr>
-            <w:tcW w:type="dxa" w:w="2466"/>
-          </w:tcPr>
-          <w:p>
-            <w:r>
-              <w:rPr>
-                <w:b/>
-              </w:rPr>
-              <w:t>Name</w:t>
-            </w:r>
-          </w:p>
-        </w:tc>
-        <w:tc>
-          <w:tcPr>
-            <w:tcW w:type="dxa" w:w="2466"/>
-          </w:tcPr>
-          <w:p>
-            <w:r>
-              <w:rPr>
-                <w:b/>
-              </w:rPr>
-              <w:t>Type</w:t>
-            </w:r>
-          </w:p>
-        </w:tc>
-        <w:tc>
-          <w:tcPr>
-            <w:tcW w:type="dxa" w:w="2466"/>
-          </w:tcPr>
-          <w:p>
-            <w:r>
-              <w:rPr>
-                <w:b/>
-              </w:rPr>
-              <w:t>Size</w:t>
-            </w:r>
-          </w:p>
-        </w:tc>
-        <w:tc>
-          <w:tcPr>
-            <w:tcW w:type="dxa" w:w="2466"/>
-          </w:tcPr>
-          <w:p>
-            <w:r>
-              <w:rPr>
-                <w:b/>
-              </w:rPr>
-              <w:t>Modified (UTC)</w:t>
-            </w:r>
-          </w:p>
-        </w:tc>
-      </w:tr>
-      <w:tr>
-        <w:tc>
-          <w:tcPr>
-            <w:tcW w:type="dxa" w:w="2466"/>
-          </w:tcPr>
-          <w:p>
-            <w:r>
-              <w:t>Barcin_Wodbar</w:t>
-            </w:r>
-          </w:p>
-        </w:tc>
-        <w:tc>
-          <w:tcPr>
-            <w:tcW w:type="dxa" w:w="2466"/>
-          </w:tcPr>
-          <w:p>
-            <w:r>
-              <w:t>folder</w:t>
-            </w:r>
-          </w:p>
-        </w:tc>
-        <w:tc>
-          <w:tcPr>
-            <w:tcW w:type="dxa" w:w="2466"/>
-          </w:tcPr>
-          <w:p>
-            <w:r>
-              <w:t>null</w:t>
-            </w:r>
-          </w:p>
-        </w:tc>
-        <w:tc>
-          <w:tcPr>
-            <w:tcW w:type="dxa" w:w="2466"/>
-          </w:tcPr>
-          <w:p>
-            <w:r>
-              <w:t>2026-10-02 06:57:35</w:t>
-            </w:r>
-          </w:p>
-        </w:tc>
-      </w:tr>
-      <w:tr>
-        <w:tc>
-          <w:tcPr>
-            <w:tcW w:type="dxa" w:w="2466"/>
-          </w:tcPr>
-          <w:p>
-            <w:r>
-              <w:t>barczewo_zwik</w:t>
-            </w:r>
-          </w:p>
-        </w:tc>
-        <w:tc>
-          <w:tcPr>
-            <w:tcW w:type="dxa" w:w="2466"/>
-          </w:tcPr>
-          <w:p>
-            <w:r>
-              <w:t>folder</w:t>
-            </w:r>
-          </w:p>
-        </w:tc>
-        <w:tc>
-          <w:tcPr>
-            <w:tcW w:type="dxa" w:w="2466"/>
-          </w:tcPr>
-          <w:p>
-            <w:r>
-              <w:t>null</w:t>
-            </w:r>
-          </w:p>
-        </w:tc>
-        <w:tc>
-          <w:tcPr>
-            <w:tcW w:type="dxa" w:w="2466"/>
-          </w:tcPr>
-          <w:p>
-            <w:r>
-              <w:t>2026-10-02 06:57:44</w:t>
-            </w:r>
-          </w:p>
-        </w:tc>
-      </w:tr>
-    </w:tbl>
-    <w:p/>
-    <w:p>
-      <w:r>
-        <w:t>The client listing for Barcin_Wodbar contained:</w:t>
-      </w:r>
-    </w:p>
-    <w:tbl>
-      <w:tblPr>
-        <w:tblStyle w:val="LightShading-Accent1"/>
-        <w:tblW w:type="auto" w:w="0"/>
-        <w:tblLook w:firstColumn="1" w:firstRow="1" w:lastColumn="0" w:lastRow="0" w:noHBand="0" w:noVBand="1" w:val="04A0"/>
-      </w:tblPr>
-      <w:tblGrid>
         <w:gridCol w:w="3289"/>
         <w:gridCol w:w="3289"/>
         <w:gridCol w:w="3289"/>
@@ -3521,7 +3356,7 @@
               <w:rPr>
                 <w:b/>
               </w:rPr>
-              <w:t>Package</w:t>
+              <w:t>Name</w:t>
             </w:r>
           </w:p>
         </w:tc>
@@ -3534,7 +3369,7 @@
               <w:rPr>
                 <w:b/>
               </w:rPr>
-              <w:t>Size (bytes)</w:t>
+              <w:t>Type</w:t>
             </w:r>
           </w:p>
         </w:tc>
@@ -3547,7 +3382,7 @@
               <w:rPr>
                 <w:b/>
               </w:rPr>
-              <w:t>Modified (UTC)</w:t>
+              <w:t>Size</w:t>
             </w:r>
           </w:p>
         </w:tc>
@@ -3559,7 +3394,7 @@
           </w:tcPr>
           <w:p>
             <w:r>
-              <w:t>FK2025_005.005.007.zip</w:t>
+              <w:t>Barcin_Wodbar</w:t>
             </w:r>
           </w:p>
         </w:tc>
@@ -3569,7 +3404,7 @@
           </w:tcPr>
           <w:p>
             <w:r>
-              <w:t>11006463</w:t>
+              <w:t>folder</w:t>
             </w:r>
           </w:p>
         </w:tc>
@@ -3579,7 +3414,7 @@
           </w:tcPr>
           <w:p>
             <w:r>
-              <w:t>2026-10-02 06:57:35</w:t>
+              <w:t>null</w:t>
             </w:r>
           </w:p>
         </w:tc>
@@ -3591,7 +3426,7 @@
           </w:tcPr>
           <w:p>
             <w:r>
-              <w:t>FK2026_005.005.040.zip</w:t>
+              <w:t>barczewo_zwik</w:t>
             </w:r>
           </w:p>
         </w:tc>
@@ -3601,7 +3436,7 @@
           </w:tcPr>
           <w:p>
             <w:r>
-              <w:t>26190268</w:t>
+              <w:t>folder</w:t>
             </w:r>
           </w:p>
         </w:tc>
@@ -3611,7 +3446,55 @@
           </w:tcPr>
           <w:p>
             <w:r>
-              <w:t>2026-10-02 06:57:38</w:t>
+              <w:t>null</w:t>
+            </w:r>
+          </w:p>
+        </w:tc>
+      </w:tr>
+    </w:tbl>
+    <w:p/>
+    <w:p>
+      <w:r>
+        <w:t>The client listing for Barcin_Wodbar contained:</w:t>
+      </w:r>
+    </w:p>
+    <w:tbl>
+      <w:tblPr>
+        <w:tblStyle w:val="LightShading-Accent1"/>
+        <w:tblW w:type="auto" w:w="0"/>
+        <w:tblLook w:firstColumn="1" w:firstRow="1" w:lastColumn="0" w:lastRow="0" w:noHBand="0" w:noVBand="1" w:val="04A0"/>
+      </w:tblPr>
+      <w:tblGrid>
+        <w:gridCol w:w="4933"/>
+        <w:gridCol w:w="4933"/>
+      </w:tblGrid>
+      <w:tr>
+        <w:trPr>
+          <w:tblHeader/>
+        </w:trPr>
+        <w:tc>
+          <w:tcPr>
+            <w:tcW w:type="dxa" w:w="4933"/>
+          </w:tcPr>
+          <w:p>
+            <w:r>
+              <w:rPr>
+                <w:b/>
+              </w:rPr>
+              <w:t>Package</w:t>
+            </w:r>
+          </w:p>
+        </w:tc>
+        <w:tc>
+          <w:tcPr>
+            <w:tcW w:type="dxa" w:w="4933"/>
+          </w:tcPr>
+          <w:p>
+            <w:r>
+              <w:rPr>
+                <w:b/>
+              </w:rPr>
+              <w:t>Size (bytes)</w:t>
             </w:r>
           </w:p>
         </w:tc>
@@ -3619,7 +3502,51 @@
       <w:tr>
         <w:tc>
           <w:tcPr>
-            <w:tcW w:type="dxa" w:w="3289"/>
+            <w:tcW w:type="dxa" w:w="4933"/>
+          </w:tcPr>
+          <w:p>
+            <w:r>
+              <w:t>FK2025_005.005.007.zip</w:t>
+            </w:r>
+          </w:p>
+        </w:tc>
+        <w:tc>
+          <w:tcPr>
+            <w:tcW w:type="dxa" w:w="4933"/>
+          </w:tcPr>
+          <w:p>
+            <w:r>
+              <w:t>11006463</w:t>
+            </w:r>
+          </w:p>
+        </w:tc>
+      </w:tr>
+      <w:tr>
+        <w:tc>
+          <w:tcPr>
+            <w:tcW w:type="dxa" w:w="4933"/>
+          </w:tcPr>
+          <w:p>
+            <w:r>
+              <w:t>FK2026_005.005.040.zip</w:t>
+            </w:r>
+          </w:p>
+        </w:tc>
+        <w:tc>
+          <w:tcPr>
+            <w:tcW w:type="dxa" w:w="4933"/>
+          </w:tcPr>
+          <w:p>
+            <w:r>
+              <w:t>26190268</w:t>
+            </w:r>
+          </w:p>
+        </w:tc>
+      </w:tr>
+      <w:tr>
+        <w:tc>
+          <w:tcPr>
+            <w:tcW w:type="dxa" w:w="4933"/>
           </w:tcPr>
           <w:p>
             <w:r>
@@ -3629,21 +3556,11 @@
         </w:tc>
         <w:tc>
           <w:tcPr>
-            <w:tcW w:type="dxa" w:w="3289"/>
+            <w:tcW w:type="dxa" w:w="4933"/>
           </w:tcPr>
           <w:p>
             <w:r>
               <w:t>17492922</w:t>
-            </w:r>
-          </w:p>
-        </w:tc>
-        <w:tc>
-          <w:tcPr>
-            <w:tcW w:type="dxa" w:w="3289"/>
-          </w:tcPr>
-          <w:p>
-            <w:r>
-              <w:t>2026-10-02 06:57:29</w:t>
             </w:r>
           </w:p>
         </w:tc>
